--- a/Lab04/cau1_docker.docx
+++ b/Lab04/cau1_docker.docx
@@ -14,56 +14,14 @@
         <w:t xml:space="preserve">docker --version </w:t>
       </w:r>
       <w:r>
-        <w:t xml:space="preserve">– </w:t>
-      </w:r>
-      <w:proofErr w:type="spellStart"/>
-      <w:r>
-        <w:t>Xem</w:t>
-      </w:r>
-      <w:proofErr w:type="spellEnd"/>
-      <w:r>
-        <w:t xml:space="preserve"> </w:t>
-      </w:r>
-      <w:proofErr w:type="spellStart"/>
-      <w:r>
-        <w:t>thông</w:t>
-      </w:r>
-      <w:proofErr w:type="spellEnd"/>
-      <w:r>
-        <w:t xml:space="preserve"> tin </w:t>
-      </w:r>
-      <w:proofErr w:type="spellStart"/>
-      <w:r>
-        <w:t>phiên</w:t>
-      </w:r>
-      <w:proofErr w:type="spellEnd"/>
-      <w:r>
-        <w:t xml:space="preserve"> </w:t>
-      </w:r>
-      <w:proofErr w:type="spellStart"/>
-      <w:r>
-        <w:t>bản</w:t>
-      </w:r>
-      <w:proofErr w:type="spellEnd"/>
-      <w:r>
-        <w:t xml:space="preserve"> docker </w:t>
-      </w:r>
-      <w:proofErr w:type="spellStart"/>
-      <w:r>
-        <w:t>trên</w:t>
-      </w:r>
-      <w:proofErr w:type="spellEnd"/>
-      <w:r>
-        <w:t xml:space="preserve"> </w:t>
-      </w:r>
-      <w:proofErr w:type="spellStart"/>
-      <w:r>
-        <w:t>máy</w:t>
-      </w:r>
-      <w:proofErr w:type="spellEnd"/>
-    </w:p>
-    <w:p>
-      <w:r>
+        <w:t>– Xem thông tin phiên bản docker trên máy</w:t>
+      </w:r>
+    </w:p>
+    <w:p>
+      <w:r>
+        <w:rPr>
+          <w:noProof/>
+        </w:rPr>
         <w:drawing>
           <wp:inline distT="0" distB="0" distL="0" distR="0" wp14:anchorId="4E804583" wp14:editId="29F797F8">
             <wp:extent cx="4229690" cy="647790"/>
@@ -110,150 +68,17 @@
         </w:numPr>
       </w:pPr>
       <w:r>
-        <w:t>docker run hello-</w:t>
-      </w:r>
-      <w:proofErr w:type="gramStart"/>
-      <w:r>
-        <w:t xml:space="preserve">world </w:t>
-      </w:r>
-      <w:r>
-        <w:t xml:space="preserve"> -</w:t>
-      </w:r>
-      <w:proofErr w:type="gramEnd"/>
-      <w:r>
-        <w:t xml:space="preserve"> </w:t>
-      </w:r>
-      <w:proofErr w:type="spellStart"/>
-      <w:r>
-        <w:t>Kiểm</w:t>
-      </w:r>
-      <w:proofErr w:type="spellEnd"/>
-      <w:r>
-        <w:t xml:space="preserve"> </w:t>
-      </w:r>
-      <w:proofErr w:type="spellStart"/>
-      <w:r>
-        <w:t>tra</w:t>
-      </w:r>
-      <w:proofErr w:type="spellEnd"/>
-      <w:r>
-        <w:t xml:space="preserve"> </w:t>
-      </w:r>
-      <w:proofErr w:type="spellStart"/>
-      <w:r>
-        <w:t>trên</w:t>
-      </w:r>
-      <w:proofErr w:type="spellEnd"/>
-      <w:r>
-        <w:t xml:space="preserve"> </w:t>
-      </w:r>
-      <w:proofErr w:type="spellStart"/>
-      <w:r>
-        <w:t>máy</w:t>
-      </w:r>
-      <w:proofErr w:type="spellEnd"/>
-      <w:r>
-        <w:t xml:space="preserve"> </w:t>
-      </w:r>
-      <w:proofErr w:type="spellStart"/>
-      <w:r>
-        <w:t>đã</w:t>
-      </w:r>
-      <w:proofErr w:type="spellEnd"/>
-      <w:r>
-        <w:t xml:space="preserve"> </w:t>
-      </w:r>
-      <w:proofErr w:type="spellStart"/>
-      <w:r>
-        <w:t>có</w:t>
-      </w:r>
-      <w:proofErr w:type="spellEnd"/>
-      <w:r>
-        <w:t xml:space="preserve"> image hello-world </w:t>
-      </w:r>
-      <w:proofErr w:type="spellStart"/>
-      <w:r>
-        <w:t>chưa</w:t>
-      </w:r>
-      <w:proofErr w:type="spellEnd"/>
-      <w:r>
-        <w:t xml:space="preserve">, </w:t>
-      </w:r>
-      <w:proofErr w:type="spellStart"/>
-      <w:r>
-        <w:t>hiện</w:t>
-      </w:r>
-      <w:proofErr w:type="spellEnd"/>
-      <w:r>
-        <w:t xml:space="preserve"> </w:t>
-      </w:r>
-      <w:proofErr w:type="spellStart"/>
-      <w:r>
-        <w:t>tại</w:t>
-      </w:r>
-      <w:proofErr w:type="spellEnd"/>
-      <w:r>
-        <w:t xml:space="preserve"> </w:t>
-      </w:r>
-      <w:proofErr w:type="spellStart"/>
-      <w:r>
-        <w:t>chưa</w:t>
-      </w:r>
-      <w:proofErr w:type="spellEnd"/>
-      <w:r>
-        <w:t xml:space="preserve"> </w:t>
-      </w:r>
-      <w:proofErr w:type="spellStart"/>
-      <w:r>
-        <w:t>có</w:t>
-      </w:r>
-      <w:proofErr w:type="spellEnd"/>
-      <w:r>
-        <w:t xml:space="preserve"> </w:t>
-      </w:r>
-      <w:proofErr w:type="spellStart"/>
-      <w:r>
-        <w:t>nên</w:t>
-      </w:r>
-      <w:proofErr w:type="spellEnd"/>
-      <w:r>
-        <w:t xml:space="preserve"> </w:t>
-      </w:r>
-      <w:proofErr w:type="spellStart"/>
-      <w:r>
-        <w:t>tải</w:t>
-      </w:r>
-      <w:proofErr w:type="spellEnd"/>
-      <w:r>
-        <w:t xml:space="preserve"> </w:t>
-      </w:r>
-      <w:proofErr w:type="spellStart"/>
-      <w:r>
-        <w:t>từ</w:t>
-      </w:r>
-      <w:proofErr w:type="spellEnd"/>
-      <w:r>
-        <w:t xml:space="preserve"> docker hub </w:t>
-      </w:r>
-      <w:proofErr w:type="spellStart"/>
-      <w:r>
-        <w:t>về</w:t>
-      </w:r>
-      <w:proofErr w:type="spellEnd"/>
-      <w:r>
-        <w:t xml:space="preserve"> </w:t>
-      </w:r>
-      <w:proofErr w:type="spellStart"/>
-      <w:r>
-        <w:t>và</w:t>
-      </w:r>
-      <w:proofErr w:type="spellEnd"/>
-      <w:r>
-        <w:t xml:space="preserve"> start</w:t>
-      </w:r>
-    </w:p>
-    <w:p>
-      <w:r>
+        <w:t xml:space="preserve">docker run hello-world </w:t>
+      </w:r>
+      <w:r>
+        <w:t xml:space="preserve"> - Kiểm tra trên máy đã có image hello-world chưa, hiện tại chưa có nên tải từ docker hub về và start</w:t>
+      </w:r>
+    </w:p>
+    <w:p>
+      <w:r>
+        <w:rPr>
+          <w:noProof/>
+        </w:rPr>
         <w:drawing>
           <wp:inline distT="0" distB="0" distL="0" distR="0" wp14:anchorId="032507C0" wp14:editId="208DF7C3">
             <wp:extent cx="5943600" cy="4149090"/>
@@ -301,58 +126,10 @@
       </w:pPr>
       <w:r>
         <w:lastRenderedPageBreak/>
-        <w:t xml:space="preserve">docker pull </w:t>
-      </w:r>
-      <w:proofErr w:type="spellStart"/>
-      <w:r>
-        <w:t>nginx</w:t>
-      </w:r>
-      <w:proofErr w:type="spellEnd"/>
-      <w:r>
-        <w:t xml:space="preserve"> </w:t>
-      </w:r>
-      <w:r>
-        <w:t xml:space="preserve">– </w:t>
-      </w:r>
-      <w:proofErr w:type="spellStart"/>
-      <w:r>
-        <w:t>tải</w:t>
-      </w:r>
-      <w:proofErr w:type="spellEnd"/>
-      <w:r>
-        <w:t xml:space="preserve"> image </w:t>
-      </w:r>
-      <w:proofErr w:type="spellStart"/>
-      <w:r>
-        <w:t>nginx</w:t>
-      </w:r>
-      <w:proofErr w:type="spellEnd"/>
-      <w:r>
-        <w:t xml:space="preserve"> </w:t>
-      </w:r>
-      <w:proofErr w:type="spellStart"/>
-      <w:r>
-        <w:t>về</w:t>
-      </w:r>
-      <w:proofErr w:type="spellEnd"/>
-      <w:r>
-        <w:t xml:space="preserve"> </w:t>
-      </w:r>
-      <w:proofErr w:type="spellStart"/>
-      <w:r>
-        <w:t>máy</w:t>
-      </w:r>
-      <w:proofErr w:type="spellEnd"/>
-      <w:r>
-        <w:t xml:space="preserve"> </w:t>
-      </w:r>
-      <w:proofErr w:type="spellStart"/>
-      <w:r>
-        <w:t>tư</w:t>
-      </w:r>
-      <w:proofErr w:type="spellEnd"/>
-      <w:r>
-        <w:t xml:space="preserve"> docker hub</w:t>
+        <w:t xml:space="preserve">docker pull nginx </w:t>
+      </w:r>
+      <w:r>
+        <w:t>– tải image nginx về máy tư docker hub</w:t>
       </w:r>
       <w:r>
         <w:rPr>
@@ -361,6 +138,9 @@
         <w:t xml:space="preserve"> </w:t>
       </w:r>
       <w:r>
+        <w:rPr>
+          <w:noProof/>
+        </w:rPr>
         <w:drawing>
           <wp:inline distT="0" distB="0" distL="0" distR="0" wp14:anchorId="3800123D" wp14:editId="44DA82BC">
             <wp:extent cx="5943600" cy="2256155"/>
@@ -410,37 +190,8 @@
         <w:t xml:space="preserve">docker images </w:t>
       </w:r>
       <w:r>
-        <w:t xml:space="preserve">– </w:t>
-      </w:r>
-      <w:proofErr w:type="spellStart"/>
-      <w:r>
-        <w:t>Xem</w:t>
-      </w:r>
-      <w:proofErr w:type="spellEnd"/>
-      <w:r>
-        <w:t xml:space="preserve"> </w:t>
-      </w:r>
-      <w:proofErr w:type="spellStart"/>
-      <w:r>
-        <w:t>các</w:t>
-      </w:r>
-      <w:proofErr w:type="spellEnd"/>
-      <w:r>
-        <w:t xml:space="preserve"> image </w:t>
-      </w:r>
-      <w:proofErr w:type="spellStart"/>
-      <w:r>
-        <w:t>trên</w:t>
-      </w:r>
-      <w:proofErr w:type="spellEnd"/>
-      <w:r>
-        <w:t xml:space="preserve"> </w:t>
-      </w:r>
-      <w:proofErr w:type="spellStart"/>
-      <w:r>
-        <w:t>máy</w:t>
-      </w:r>
-      <w:proofErr w:type="spellEnd"/>
+        <w:t>– Xem các image trên máy</w:t>
+      </w:r>
       <w:r>
         <w:rPr>
           <w:noProof/>
@@ -448,6 +199,9 @@
         <w:t xml:space="preserve"> </w:t>
       </w:r>
       <w:r>
+        <w:rPr>
+          <w:noProof/>
+        </w:rPr>
         <w:drawing>
           <wp:inline distT="0" distB="0" distL="0" distR="0" wp14:anchorId="3C779547" wp14:editId="4AE5265A">
             <wp:extent cx="5943600" cy="1341755"/>
@@ -494,43 +248,14 @@
         </w:numPr>
       </w:pPr>
       <w:r>
-        <w:t xml:space="preserve">docker run -d </w:t>
-      </w:r>
-      <w:proofErr w:type="spellStart"/>
-      <w:r>
-        <w:t>nginx</w:t>
-      </w:r>
-      <w:proofErr w:type="spellEnd"/>
-      <w:r>
-        <w:t xml:space="preserve"> </w:t>
-      </w:r>
-      <w:r>
-        <w:t xml:space="preserve">– </w:t>
-      </w:r>
-      <w:proofErr w:type="spellStart"/>
-      <w:r>
-        <w:t>Chạy</w:t>
-      </w:r>
-      <w:proofErr w:type="spellEnd"/>
-      <w:r>
-        <w:t xml:space="preserve"> </w:t>
-      </w:r>
-      <w:r>
-        <w:t xml:space="preserve">ở </w:t>
-      </w:r>
-      <w:proofErr w:type="spellStart"/>
-      <w:r>
-        <w:t>bg</w:t>
-      </w:r>
-      <w:proofErr w:type="spellEnd"/>
-      <w:r>
-        <w:t xml:space="preserve"> image </w:t>
-      </w:r>
-      <w:proofErr w:type="spellStart"/>
-      <w:r>
-        <w:t>nginx</w:t>
-      </w:r>
-      <w:proofErr w:type="spellEnd"/>
+        <w:t xml:space="preserve">docker run -d nginx </w:t>
+      </w:r>
+      <w:r>
+        <w:t xml:space="preserve">– Chạy </w:t>
+      </w:r>
+      <w:r>
+        <w:t>ở bg image nginx</w:t>
+      </w:r>
       <w:r>
         <w:rPr>
           <w:noProof/>
@@ -538,6 +263,9 @@
         <w:t xml:space="preserve"> </w:t>
       </w:r>
       <w:r>
+        <w:rPr>
+          <w:noProof/>
+        </w:rPr>
         <w:drawing>
           <wp:inline distT="0" distB="0" distL="0" distR="0" wp14:anchorId="5C8F4372" wp14:editId="3A1D9594">
             <wp:extent cx="5943600" cy="547370"/>
@@ -584,65 +312,15 @@
         </w:numPr>
       </w:pPr>
       <w:r>
-        <w:t xml:space="preserve">docker </w:t>
-      </w:r>
-      <w:proofErr w:type="spellStart"/>
-      <w:r>
-        <w:t>ps</w:t>
-      </w:r>
-      <w:proofErr w:type="spellEnd"/>
-      <w:r>
-        <w:t xml:space="preserve"> – </w:t>
-      </w:r>
-      <w:proofErr w:type="spellStart"/>
-      <w:r>
-        <w:t>xem</w:t>
-      </w:r>
-      <w:proofErr w:type="spellEnd"/>
-      <w:r>
-        <w:t xml:space="preserve"> </w:t>
-      </w:r>
-      <w:proofErr w:type="spellStart"/>
-      <w:r>
-        <w:t>các</w:t>
-      </w:r>
-      <w:proofErr w:type="spellEnd"/>
-      <w:r>
-        <w:t xml:space="preserve"> container </w:t>
-      </w:r>
-      <w:proofErr w:type="spellStart"/>
-      <w:r>
-        <w:t>đang</w:t>
-      </w:r>
-      <w:proofErr w:type="spellEnd"/>
-      <w:r>
-        <w:t xml:space="preserve"> </w:t>
-      </w:r>
-      <w:proofErr w:type="spellStart"/>
-      <w:r>
-        <w:t>chạy</w:t>
-      </w:r>
-      <w:proofErr w:type="spellEnd"/>
-      <w:r>
-        <w:t xml:space="preserve"> </w:t>
-      </w:r>
-      <w:proofErr w:type="spellStart"/>
-      <w:r>
-        <w:t>trên</w:t>
-      </w:r>
-      <w:proofErr w:type="spellEnd"/>
-      <w:r>
-        <w:t xml:space="preserve"> </w:t>
-      </w:r>
-      <w:proofErr w:type="spellStart"/>
-      <w:r>
-        <w:t>máy</w:t>
-      </w:r>
-      <w:proofErr w:type="spellEnd"/>
-      <w:r>
-        <w:t xml:space="preserve"> </w:t>
-      </w:r>
-      <w:r>
+        <w:t>docker ps</w:t>
+      </w:r>
+      <w:r>
+        <w:t xml:space="preserve"> – xem các container đang chạy trên máy </w:t>
+      </w:r>
+      <w:r>
+        <w:rPr>
+          <w:noProof/>
+        </w:rPr>
         <w:drawing>
           <wp:inline distT="0" distB="0" distL="0" distR="0" wp14:anchorId="73D0BC9A" wp14:editId="14205CD4">
             <wp:extent cx="5943600" cy="436245"/>
@@ -689,97 +367,15 @@
         </w:numPr>
       </w:pPr>
       <w:r>
-        <w:t xml:space="preserve">docker </w:t>
-      </w:r>
-      <w:proofErr w:type="spellStart"/>
-      <w:r>
-        <w:t>ps</w:t>
-      </w:r>
-      <w:proofErr w:type="spellEnd"/>
-      <w:r>
-        <w:t xml:space="preserve"> -a </w:t>
-      </w:r>
-      <w:r>
-        <w:t xml:space="preserve">– </w:t>
-      </w:r>
-      <w:proofErr w:type="spellStart"/>
-      <w:r>
-        <w:t>Liệt</w:t>
-      </w:r>
-      <w:proofErr w:type="spellEnd"/>
-      <w:r>
-        <w:t xml:space="preserve"> </w:t>
-      </w:r>
-      <w:proofErr w:type="spellStart"/>
-      <w:r>
-        <w:t>kê</w:t>
-      </w:r>
-      <w:proofErr w:type="spellEnd"/>
-      <w:r>
-        <w:t xml:space="preserve"> </w:t>
-      </w:r>
-      <w:proofErr w:type="spellStart"/>
-      <w:r>
-        <w:t>tất</w:t>
-      </w:r>
-      <w:proofErr w:type="spellEnd"/>
-      <w:r>
-        <w:t xml:space="preserve"> </w:t>
-      </w:r>
-      <w:proofErr w:type="spellStart"/>
-      <w:r>
-        <w:t>cả</w:t>
-      </w:r>
-      <w:proofErr w:type="spellEnd"/>
-      <w:r>
-        <w:t xml:space="preserve"> </w:t>
-      </w:r>
-      <w:proofErr w:type="spellStart"/>
-      <w:r>
-        <w:t>các</w:t>
-      </w:r>
-      <w:proofErr w:type="spellEnd"/>
-      <w:r>
-        <w:t xml:space="preserve"> container </w:t>
-      </w:r>
-      <w:proofErr w:type="spellStart"/>
-      <w:r>
-        <w:t>từng</w:t>
-      </w:r>
-      <w:proofErr w:type="spellEnd"/>
-      <w:r>
-        <w:t xml:space="preserve"> </w:t>
-      </w:r>
-      <w:proofErr w:type="spellStart"/>
-      <w:r>
-        <w:t>được</w:t>
-      </w:r>
-      <w:proofErr w:type="spellEnd"/>
-      <w:r>
-        <w:t xml:space="preserve"> </w:t>
-      </w:r>
-      <w:proofErr w:type="spellStart"/>
-      <w:r>
-        <w:t>tạo</w:t>
-      </w:r>
-      <w:proofErr w:type="spellEnd"/>
-      <w:r>
-        <w:t xml:space="preserve"> ra </w:t>
-      </w:r>
-      <w:proofErr w:type="spellStart"/>
-      <w:r>
-        <w:t>trên</w:t>
-      </w:r>
-      <w:proofErr w:type="spellEnd"/>
-      <w:r>
-        <w:t xml:space="preserve"> </w:t>
-      </w:r>
-      <w:proofErr w:type="spellStart"/>
-      <w:r>
-        <w:t>máy</w:t>
-      </w:r>
-      <w:proofErr w:type="spellEnd"/>
-      <w:r>
+        <w:t xml:space="preserve">docker ps -a </w:t>
+      </w:r>
+      <w:r>
+        <w:t>– Liệt kê tất cả các container từng được tạo ra trên máy</w:t>
+      </w:r>
+      <w:r>
+        <w:rPr>
+          <w:noProof/>
+        </w:rPr>
         <w:drawing>
           <wp:inline distT="0" distB="0" distL="0" distR="0" wp14:anchorId="6473AD69" wp14:editId="5335068A">
             <wp:extent cx="5943600" cy="681355"/>
@@ -827,49 +423,15 @@
       </w:pPr>
       <w:r>
         <w:lastRenderedPageBreak/>
-        <w:t>docker logs &lt;</w:t>
-      </w:r>
-      <w:proofErr w:type="spellStart"/>
-      <w:r>
-        <w:t>container_id</w:t>
-      </w:r>
-      <w:proofErr w:type="spellEnd"/>
-      <w:proofErr w:type="gramStart"/>
-      <w:r>
-        <w:t xml:space="preserve">&gt; </w:t>
-      </w:r>
-      <w:r>
-        <w:t xml:space="preserve"> -</w:t>
-      </w:r>
-      <w:proofErr w:type="gramEnd"/>
-      <w:r>
-        <w:t xml:space="preserve"> </w:t>
-      </w:r>
-      <w:proofErr w:type="spellStart"/>
-      <w:r>
-        <w:t>xem</w:t>
-      </w:r>
-      <w:proofErr w:type="spellEnd"/>
-      <w:r>
-        <w:t xml:space="preserve"> log </w:t>
-      </w:r>
-      <w:proofErr w:type="spellStart"/>
-      <w:r>
-        <w:t>của</w:t>
-      </w:r>
-      <w:proofErr w:type="spellEnd"/>
-      <w:r>
-        <w:t xml:space="preserve"> &lt;</w:t>
-      </w:r>
-      <w:proofErr w:type="spellStart"/>
-      <w:r>
-        <w:t>container_id</w:t>
-      </w:r>
-      <w:proofErr w:type="spellEnd"/>
-      <w:r>
-        <w:t>&gt;</w:t>
-      </w:r>
-      <w:r>
+        <w:t xml:space="preserve">docker logs &lt;container_id&gt; </w:t>
+      </w:r>
+      <w:r>
+        <w:t xml:space="preserve"> - xem log của &lt;container_id&gt;</w:t>
+      </w:r>
+      <w:r>
+        <w:rPr>
+          <w:noProof/>
+        </w:rPr>
         <w:drawing>
           <wp:inline distT="0" distB="0" distL="0" distR="0" wp14:anchorId="559DDA2D" wp14:editId="66EADCB6">
             <wp:extent cx="5943600" cy="3376295"/>
@@ -916,44 +478,15 @@
         </w:numPr>
       </w:pPr>
       <w:r>
-        <w:t>docker exec -it &lt;</w:t>
-      </w:r>
-      <w:proofErr w:type="spellStart"/>
-      <w:r>
-        <w:t>container_id</w:t>
-      </w:r>
-      <w:proofErr w:type="spellEnd"/>
-      <w:r>
-        <w:t>&gt; /bin/</w:t>
-      </w:r>
-      <w:proofErr w:type="spellStart"/>
-      <w:r>
-        <w:t>sh</w:t>
-      </w:r>
-      <w:proofErr w:type="spellEnd"/>
-      <w:r>
-        <w:t xml:space="preserve"> </w:t>
-      </w:r>
-      <w:r>
-        <w:t xml:space="preserve">– </w:t>
-      </w:r>
-      <w:proofErr w:type="spellStart"/>
-      <w:r>
-        <w:t>Vào</w:t>
-      </w:r>
-      <w:proofErr w:type="spellEnd"/>
-      <w:r>
-        <w:t xml:space="preserve"> </w:t>
-      </w:r>
-      <w:proofErr w:type="spellStart"/>
-      <w:r>
-        <w:t>trong</w:t>
-      </w:r>
-      <w:proofErr w:type="spellEnd"/>
-      <w:r>
-        <w:t xml:space="preserve"> container </w:t>
-      </w:r>
-      <w:r>
+        <w:t xml:space="preserve">docker exec -it &lt;container_id&gt; /bin/sh </w:t>
+      </w:r>
+      <w:r>
+        <w:t xml:space="preserve">– Vào trong container </w:t>
+      </w:r>
+      <w:r>
+        <w:rPr>
+          <w:noProof/>
+        </w:rPr>
         <w:drawing>
           <wp:inline distT="0" distB="0" distL="0" distR="0" wp14:anchorId="0AA30ABB" wp14:editId="25F7BFB2">
             <wp:extent cx="5943600" cy="1668145"/>
@@ -1000,42 +533,10 @@
         </w:numPr>
       </w:pPr>
       <w:r>
-        <w:t>docker stop &lt;</w:t>
-      </w:r>
-      <w:proofErr w:type="spellStart"/>
-      <w:r>
-        <w:t>container_id</w:t>
-      </w:r>
-      <w:proofErr w:type="spellEnd"/>
-      <w:r>
-        <w:t xml:space="preserve">&gt; </w:t>
-      </w:r>
-      <w:r>
-        <w:t xml:space="preserve">- </w:t>
-      </w:r>
-      <w:proofErr w:type="spellStart"/>
-      <w:r>
-        <w:t>Dừng</w:t>
-      </w:r>
-      <w:proofErr w:type="spellEnd"/>
-      <w:r>
-        <w:t xml:space="preserve"> container </w:t>
-      </w:r>
-      <w:proofErr w:type="spellStart"/>
-      <w:r>
-        <w:t>có</w:t>
-      </w:r>
-      <w:proofErr w:type="spellEnd"/>
-      <w:r>
-        <w:t xml:space="preserve"> id &lt;</w:t>
-      </w:r>
-      <w:proofErr w:type="spellStart"/>
-      <w:r>
-        <w:t>container_id</w:t>
-      </w:r>
-      <w:proofErr w:type="spellEnd"/>
-      <w:r>
-        <w:t>&gt;</w:t>
+        <w:t xml:space="preserve">docker stop &lt;container_id&gt; </w:t>
+      </w:r>
+      <w:r>
+        <w:t>- Dừng container có id &lt;container_id&gt;</w:t>
       </w:r>
       <w:r>
         <w:rPr>
@@ -1044,6 +545,9 @@
         <w:t xml:space="preserve"> </w:t>
       </w:r>
       <w:r>
+        <w:rPr>
+          <w:noProof/>
+        </w:rPr>
         <w:drawing>
           <wp:inline distT="0" distB="0" distL="0" distR="0" wp14:anchorId="2C5718F4" wp14:editId="246519B7">
             <wp:extent cx="4363059" cy="571580"/>
@@ -1090,60 +594,15 @@
         </w:numPr>
       </w:pPr>
       <w:r>
-        <w:t>docker restart &lt;</w:t>
-      </w:r>
-      <w:proofErr w:type="spellStart"/>
-      <w:r>
-        <w:t>container_id</w:t>
-      </w:r>
-      <w:proofErr w:type="spellEnd"/>
-      <w:r>
-        <w:t xml:space="preserve">&gt; </w:t>
-      </w:r>
-      <w:r>
-        <w:t xml:space="preserve">- </w:t>
-      </w:r>
-      <w:proofErr w:type="spellStart"/>
-      <w:r>
-        <w:t>Khởi</w:t>
-      </w:r>
-      <w:proofErr w:type="spellEnd"/>
-      <w:r>
-        <w:t xml:space="preserve"> </w:t>
-      </w:r>
-      <w:proofErr w:type="spellStart"/>
-      <w:r>
-        <w:t>động</w:t>
-      </w:r>
-      <w:proofErr w:type="spellEnd"/>
-      <w:r>
-        <w:t xml:space="preserve"> </w:t>
-      </w:r>
-      <w:proofErr w:type="spellStart"/>
-      <w:r>
-        <w:t>lại</w:t>
-      </w:r>
-      <w:proofErr w:type="spellEnd"/>
-      <w:r>
-        <w:t xml:space="preserve"> container </w:t>
-      </w:r>
-      <w:proofErr w:type="spellStart"/>
-      <w:r>
-        <w:t>có</w:t>
-      </w:r>
-      <w:proofErr w:type="spellEnd"/>
-      <w:r>
-        <w:t xml:space="preserve"> id &lt;</w:t>
-      </w:r>
-      <w:proofErr w:type="spellStart"/>
-      <w:r>
-        <w:t>container_id</w:t>
-      </w:r>
-      <w:proofErr w:type="spellEnd"/>
-      <w:r>
-        <w:t xml:space="preserve">&gt; </w:t>
-      </w:r>
-      <w:r>
+        <w:t xml:space="preserve">docker restart &lt;container_id&gt; </w:t>
+      </w:r>
+      <w:r>
+        <w:t xml:space="preserve">- Khởi động lại container có id &lt;container_id&gt; </w:t>
+      </w:r>
+      <w:r>
+        <w:rPr>
+          <w:noProof/>
+        </w:rPr>
         <w:drawing>
           <wp:inline distT="0" distB="0" distL="0" distR="0" wp14:anchorId="6A462D62" wp14:editId="2147F33A">
             <wp:extent cx="4848902" cy="676369"/>
@@ -1193,28 +652,15 @@
         </w:numPr>
       </w:pPr>
       <w:r>
-        <w:t>docker rm &lt;</w:t>
-      </w:r>
-      <w:proofErr w:type="spellStart"/>
-      <w:r>
-        <w:t>container_id</w:t>
-      </w:r>
-      <w:proofErr w:type="spellEnd"/>
-      <w:r>
-        <w:t xml:space="preserve">&gt; </w:t>
-      </w:r>
-      <w:r>
-        <w:t xml:space="preserve">- </w:t>
-      </w:r>
-      <w:proofErr w:type="spellStart"/>
-      <w:r>
-        <w:t>Xoá</w:t>
-      </w:r>
-      <w:proofErr w:type="spellEnd"/>
-      <w:r>
-        <w:t xml:space="preserve"> container </w:t>
-      </w:r>
-      <w:r>
+        <w:t xml:space="preserve">docker rm &lt;container_id&gt; </w:t>
+      </w:r>
+      <w:r>
+        <w:t xml:space="preserve">- Xoá container </w:t>
+      </w:r>
+      <w:r>
+        <w:rPr>
+          <w:noProof/>
+        </w:rPr>
         <w:drawing>
           <wp:inline distT="0" distB="0" distL="0" distR="0" wp14:anchorId="5072A249" wp14:editId="58C8AEB3">
             <wp:extent cx="4153480" cy="571580"/>
@@ -1265,45 +711,8 @@
         <w:t xml:space="preserve">docker container prune </w:t>
       </w:r>
       <w:r>
-        <w:t xml:space="preserve">– </w:t>
-      </w:r>
-      <w:proofErr w:type="spellStart"/>
-      <w:r>
-        <w:t>Xoá</w:t>
-      </w:r>
-      <w:proofErr w:type="spellEnd"/>
-      <w:r>
-        <w:t xml:space="preserve"> </w:t>
-      </w:r>
-      <w:proofErr w:type="spellStart"/>
-      <w:r>
-        <w:t>các</w:t>
-      </w:r>
-      <w:proofErr w:type="spellEnd"/>
-      <w:r>
-        <w:t xml:space="preserve"> container </w:t>
-      </w:r>
-      <w:proofErr w:type="spellStart"/>
-      <w:r>
-        <w:t>không</w:t>
-      </w:r>
-      <w:proofErr w:type="spellEnd"/>
-      <w:r>
-        <w:t xml:space="preserve"> </w:t>
-      </w:r>
-      <w:proofErr w:type="spellStart"/>
-      <w:r>
-        <w:t>hoạt</w:t>
-      </w:r>
-      <w:proofErr w:type="spellEnd"/>
-      <w:r>
-        <w:t xml:space="preserve"> </w:t>
-      </w:r>
-      <w:proofErr w:type="spellStart"/>
-      <w:r>
-        <w:t>động</w:t>
-      </w:r>
-      <w:proofErr w:type="spellEnd"/>
+        <w:t>– Xoá các container không hoạt động</w:t>
+      </w:r>
       <w:r>
         <w:rPr>
           <w:noProof/>
@@ -1311,6 +720,9 @@
         <w:t xml:space="preserve"> </w:t>
       </w:r>
       <w:r>
+        <w:rPr>
+          <w:noProof/>
+        </w:rPr>
         <w:drawing>
           <wp:inline distT="0" distB="0" distL="0" distR="0" wp14:anchorId="4F70CEAD" wp14:editId="77473003">
             <wp:extent cx="5943600" cy="1861820"/>
@@ -1357,36 +769,15 @@
         </w:numPr>
       </w:pPr>
       <w:r>
-        <w:t xml:space="preserve">docker </w:t>
-      </w:r>
-      <w:proofErr w:type="spellStart"/>
-      <w:r>
-        <w:t>rmi</w:t>
-      </w:r>
-      <w:proofErr w:type="spellEnd"/>
-      <w:r>
-        <w:t xml:space="preserve"> &lt;</w:t>
-      </w:r>
-      <w:proofErr w:type="spellStart"/>
-      <w:r>
-        <w:t>image_id</w:t>
-      </w:r>
-      <w:proofErr w:type="spellEnd"/>
-      <w:r>
-        <w:t xml:space="preserve">&gt; </w:t>
-      </w:r>
-      <w:r>
-        <w:t xml:space="preserve">- </w:t>
-      </w:r>
-      <w:proofErr w:type="spellStart"/>
-      <w:r>
-        <w:t>Xoá</w:t>
-      </w:r>
-      <w:proofErr w:type="spellEnd"/>
-      <w:r>
-        <w:t xml:space="preserve"> image </w:t>
-      </w:r>
-      <w:r>
+        <w:t xml:space="preserve">docker rmi &lt;image_id&gt; </w:t>
+      </w:r>
+      <w:r>
+        <w:t xml:space="preserve">- Xoá image </w:t>
+      </w:r>
+      <w:r>
+        <w:rPr>
+          <w:noProof/>
+        </w:rPr>
         <w:drawing>
           <wp:inline distT="0" distB="0" distL="0" distR="0" wp14:anchorId="69405C66" wp14:editId="0E7CC40D">
             <wp:extent cx="5943600" cy="2992120"/>
@@ -1437,57 +828,12 @@
         <w:t xml:space="preserve">docker image prune -a </w:t>
       </w:r>
       <w:r>
-        <w:t xml:space="preserve">– </w:t>
-      </w:r>
-      <w:proofErr w:type="spellStart"/>
-      <w:r>
-        <w:t>Xoá</w:t>
-      </w:r>
-      <w:proofErr w:type="spellEnd"/>
-      <w:r>
-        <w:t xml:space="preserve"> </w:t>
-      </w:r>
-      <w:proofErr w:type="spellStart"/>
-      <w:r>
-        <w:t>toàn</w:t>
-      </w:r>
-      <w:proofErr w:type="spellEnd"/>
-      <w:r>
-        <w:t xml:space="preserve"> </w:t>
-      </w:r>
-      <w:proofErr w:type="spellStart"/>
-      <w:r>
-        <w:t>bộ</w:t>
-      </w:r>
-      <w:proofErr w:type="spellEnd"/>
-      <w:r>
-        <w:t xml:space="preserve"> image </w:t>
-      </w:r>
-      <w:proofErr w:type="spellStart"/>
-      <w:r>
-        <w:t>không</w:t>
-      </w:r>
-      <w:proofErr w:type="spellEnd"/>
-      <w:r>
-        <w:t xml:space="preserve"> </w:t>
-      </w:r>
-      <w:proofErr w:type="spellStart"/>
-      <w:r>
-        <w:t>hoạt</w:t>
-      </w:r>
-      <w:proofErr w:type="spellEnd"/>
-      <w:r>
-        <w:t xml:space="preserve"> </w:t>
-      </w:r>
-      <w:proofErr w:type="spellStart"/>
-      <w:r>
-        <w:t>động</w:t>
-      </w:r>
-      <w:proofErr w:type="spellEnd"/>
-      <w:r>
-        <w:t xml:space="preserve"> </w:t>
-      </w:r>
-      <w:r>
+        <w:t xml:space="preserve">– Xoá toàn bộ image không hoạt động </w:t>
+      </w:r>
+      <w:r>
+        <w:rPr>
+          <w:noProof/>
+        </w:rPr>
         <w:drawing>
           <wp:inline distT="0" distB="0" distL="0" distR="0" wp14:anchorId="45FB601C" wp14:editId="490683EF">
             <wp:extent cx="5943600" cy="4608195"/>
@@ -1534,13 +880,178 @@
         </w:numPr>
       </w:pPr>
       <w:r>
-        <w:t xml:space="preserve">docker run -d -p 8080:80 </w:t>
-      </w:r>
-      <w:proofErr w:type="spellStart"/>
-      <w:r>
-        <w:t>nginx</w:t>
-      </w:r>
-      <w:proofErr w:type="spellEnd"/>
+        <w:t xml:space="preserve">docker run -d -p 8080:80 nginx </w:t>
+      </w:r>
+      <w:r>
+        <w:t>– chạy container nginx dưới nền ở port 8080:80</w:t>
+      </w:r>
+    </w:p>
+    <w:p>
+      <w:pPr>
+        <w:pStyle w:val="ListParagraph"/>
+      </w:pPr>
+      <w:r>
+        <w:drawing>
+          <wp:inline distT="0" distB="0" distL="0" distR="0" wp14:anchorId="0E40765D" wp14:editId="56991C53">
+            <wp:extent cx="5943600" cy="523240"/>
+            <wp:effectExtent l="0" t="0" r="0" b="0"/>
+            <wp:docPr id="2" name="Picture 2"/>
+            <wp:cNvGraphicFramePr>
+              <a:graphicFrameLocks xmlns:a="http://schemas.openxmlformats.org/drawingml/2006/main" noChangeAspect="1"/>
+            </wp:cNvGraphicFramePr>
+            <a:graphic xmlns:a="http://schemas.openxmlformats.org/drawingml/2006/main">
+              <a:graphicData uri="http://schemas.openxmlformats.org/drawingml/2006/picture">
+                <pic:pic xmlns:pic="http://schemas.openxmlformats.org/drawingml/2006/picture">
+                  <pic:nvPicPr>
+                    <pic:cNvPr id="1" name=""/>
+                    <pic:cNvPicPr/>
+                  </pic:nvPicPr>
+                  <pic:blipFill>
+                    <a:blip r:embed="rId20"/>
+                    <a:stretch>
+                      <a:fillRect/>
+                    </a:stretch>
+                  </pic:blipFill>
+                  <pic:spPr>
+                    <a:xfrm>
+                      <a:off x="0" y="0"/>
+                      <a:ext cx="5943600" cy="523240"/>
+                    </a:xfrm>
+                    <a:prstGeom prst="rect">
+                      <a:avLst/>
+                    </a:prstGeom>
+                  </pic:spPr>
+                </pic:pic>
+              </a:graphicData>
+            </a:graphic>
+          </wp:inline>
+        </w:drawing>
+      </w:r>
+    </w:p>
+    <w:p>
+      <w:pPr>
+        <w:pStyle w:val="ListParagraph"/>
+        <w:numPr>
+          <w:ilvl w:val="0"/>
+          <w:numId w:val="2"/>
+        </w:numPr>
+      </w:pPr>
+      <w:r>
+        <w:lastRenderedPageBreak/>
+        <w:t xml:space="preserve">docker inspect &lt;container_id&gt; </w:t>
+      </w:r>
+      <w:r>
+        <w:t xml:space="preserve"> - xem cấu hình cụ thể của container</w:t>
+      </w:r>
+      <w:r>
+        <w:drawing>
+          <wp:inline distT="0" distB="0" distL="0" distR="0" wp14:anchorId="7B55F9F6" wp14:editId="21678B02">
+            <wp:extent cx="5943600" cy="3309620"/>
+            <wp:effectExtent l="0" t="0" r="0" b="5080"/>
+            <wp:docPr id="4" name="Picture 4"/>
+            <wp:cNvGraphicFramePr>
+              <a:graphicFrameLocks xmlns:a="http://schemas.openxmlformats.org/drawingml/2006/main" noChangeAspect="1"/>
+            </wp:cNvGraphicFramePr>
+            <a:graphic xmlns:a="http://schemas.openxmlformats.org/drawingml/2006/main">
+              <a:graphicData uri="http://schemas.openxmlformats.org/drawingml/2006/picture">
+                <pic:pic xmlns:pic="http://schemas.openxmlformats.org/drawingml/2006/picture">
+                  <pic:nvPicPr>
+                    <pic:cNvPr id="1" name=""/>
+                    <pic:cNvPicPr/>
+                  </pic:nvPicPr>
+                  <pic:blipFill>
+                    <a:blip r:embed="rId21"/>
+                    <a:stretch>
+                      <a:fillRect/>
+                    </a:stretch>
+                  </pic:blipFill>
+                  <pic:spPr>
+                    <a:xfrm>
+                      <a:off x="0" y="0"/>
+                      <a:ext cx="5943600" cy="3309620"/>
+                    </a:xfrm>
+                    <a:prstGeom prst="rect">
+                      <a:avLst/>
+                    </a:prstGeom>
+                  </pic:spPr>
+                </pic:pic>
+              </a:graphicData>
+            </a:graphic>
+          </wp:inline>
+        </w:drawing>
+      </w:r>
+    </w:p>
+    <w:p>
+      <w:pPr>
+        <w:pStyle w:val="ListParagraph"/>
+        <w:numPr>
+          <w:ilvl w:val="0"/>
+          <w:numId w:val="2"/>
+        </w:numPr>
+      </w:pPr>
+      <w:r>
+        <w:t>docker run -d -v mydata:/data nginx</w:t>
+      </w:r>
+      <w:r>
+        <w:t xml:space="preserve"> –gắn ổ đĩa, tạo volumn ở địa chỉ mydata/data, không bị mất khi xoá container</w:t>
+      </w:r>
+    </w:p>
+    <w:p>
+      <w:pPr>
+        <w:ind w:left="360"/>
+      </w:pPr>
+      <w:r>
+        <w:drawing>
+          <wp:inline distT="0" distB="0" distL="0" distR="0" wp14:anchorId="4D02D6CB" wp14:editId="772BFA81">
+            <wp:extent cx="5943600" cy="534035"/>
+            <wp:effectExtent l="0" t="0" r="0" b="0"/>
+            <wp:docPr id="18" name="Picture 18"/>
+            <wp:cNvGraphicFramePr>
+              <a:graphicFrameLocks xmlns:a="http://schemas.openxmlformats.org/drawingml/2006/main" noChangeAspect="1"/>
+            </wp:cNvGraphicFramePr>
+            <a:graphic xmlns:a="http://schemas.openxmlformats.org/drawingml/2006/main">
+              <a:graphicData uri="http://schemas.openxmlformats.org/drawingml/2006/picture">
+                <pic:pic xmlns:pic="http://schemas.openxmlformats.org/drawingml/2006/picture">
+                  <pic:nvPicPr>
+                    <pic:cNvPr id="1" name=""/>
+                    <pic:cNvPicPr/>
+                  </pic:nvPicPr>
+                  <pic:blipFill>
+                    <a:blip r:embed="rId22"/>
+                    <a:stretch>
+                      <a:fillRect/>
+                    </a:stretch>
+                  </pic:blipFill>
+                  <pic:spPr>
+                    <a:xfrm>
+                      <a:off x="0" y="0"/>
+                      <a:ext cx="5943600" cy="534035"/>
+                    </a:xfrm>
+                    <a:prstGeom prst="rect">
+                      <a:avLst/>
+                    </a:prstGeom>
+                  </pic:spPr>
+                </pic:pic>
+              </a:graphicData>
+            </a:graphic>
+          </wp:inline>
+        </w:drawing>
+      </w:r>
+    </w:p>
+    <w:p>
+      <w:pPr>
+        <w:pStyle w:val="ListParagraph"/>
+        <w:numPr>
+          <w:ilvl w:val="0"/>
+          <w:numId w:val="2"/>
+        </w:numPr>
+      </w:pPr>
+      <w:r>
+        <w:t>docker volume ls</w:t>
+      </w:r>
+      <w:r>
+        <w:t xml:space="preserve"> – Liệt kê các ổ đĩa ảo hiện không dung đến</w:t>
+      </w:r>
       <w:r>
         <w:t xml:space="preserve"> </w:t>
       </w:r>
@@ -1548,327 +1059,732 @@
     <w:p>
       <w:pPr>
         <w:pStyle w:val="ListParagraph"/>
-        <w:numPr>
-          <w:ilvl w:val="0"/>
-          <w:numId w:val="2"/>
-        </w:numPr>
-      </w:pPr>
-      <w:r>
-        <w:t>docker inspect &lt;</w:t>
-      </w:r>
-      <w:proofErr w:type="spellStart"/>
-      <w:r>
-        <w:t>container_id</w:t>
-      </w:r>
-      <w:proofErr w:type="spellEnd"/>
-      <w:r>
-        <w:t xml:space="preserve">&gt; </w:t>
-      </w:r>
-    </w:p>
-    <w:p>
-      <w:pPr>
-        <w:pStyle w:val="ListParagraph"/>
-        <w:numPr>
-          <w:ilvl w:val="0"/>
-          <w:numId w:val="2"/>
-        </w:numPr>
-      </w:pPr>
-      <w:r>
-        <w:t xml:space="preserve">docker run -d -v </w:t>
-      </w:r>
-      <w:proofErr w:type="spellStart"/>
-      <w:r>
-        <w:t>mydata</w:t>
-      </w:r>
-      <w:proofErr w:type="spellEnd"/>
-      <w:r>
-        <w:t xml:space="preserve">:/data </w:t>
-      </w:r>
-      <w:proofErr w:type="spellStart"/>
-      <w:r>
-        <w:t>nginx</w:t>
-      </w:r>
-      <w:proofErr w:type="spellEnd"/>
-      <w:r>
+      </w:pPr>
+      <w:r>
+        <w:drawing>
+          <wp:inline distT="0" distB="0" distL="0" distR="0" wp14:anchorId="0398DBF1" wp14:editId="1A3A7024">
+            <wp:extent cx="4067743" cy="1467055"/>
+            <wp:effectExtent l="0" t="0" r="9525" b="0"/>
+            <wp:docPr id="19" name="Picture 19"/>
+            <wp:cNvGraphicFramePr>
+              <a:graphicFrameLocks xmlns:a="http://schemas.openxmlformats.org/drawingml/2006/main" noChangeAspect="1"/>
+            </wp:cNvGraphicFramePr>
+            <a:graphic xmlns:a="http://schemas.openxmlformats.org/drawingml/2006/main">
+              <a:graphicData uri="http://schemas.openxmlformats.org/drawingml/2006/picture">
+                <pic:pic xmlns:pic="http://schemas.openxmlformats.org/drawingml/2006/picture">
+                  <pic:nvPicPr>
+                    <pic:cNvPr id="1" name=""/>
+                    <pic:cNvPicPr/>
+                  </pic:nvPicPr>
+                  <pic:blipFill>
+                    <a:blip r:embed="rId23"/>
+                    <a:stretch>
+                      <a:fillRect/>
+                    </a:stretch>
+                  </pic:blipFill>
+                  <pic:spPr>
+                    <a:xfrm>
+                      <a:off x="0" y="0"/>
+                      <a:ext cx="4067743" cy="1467055"/>
+                    </a:xfrm>
+                    <a:prstGeom prst="rect">
+                      <a:avLst/>
+                    </a:prstGeom>
+                  </pic:spPr>
+                </pic:pic>
+              </a:graphicData>
+            </a:graphic>
+          </wp:inline>
+        </w:drawing>
+      </w:r>
+    </w:p>
+    <w:p>
+      <w:pPr>
+        <w:pStyle w:val="ListParagraph"/>
+        <w:numPr>
+          <w:ilvl w:val="0"/>
+          <w:numId w:val="2"/>
+        </w:numPr>
+      </w:pPr>
+      <w:r>
+        <w:t xml:space="preserve">docker volume prune </w:t>
+      </w:r>
+      <w:r>
+        <w:t xml:space="preserve"> - xoá các ổ đĩa hiện không dung</w:t>
+      </w:r>
+    </w:p>
+    <w:p>
+      <w:pPr>
+        <w:pStyle w:val="ListParagraph"/>
+      </w:pPr>
+      <w:r>
+        <w:drawing>
+          <wp:inline distT="0" distB="0" distL="0" distR="0" wp14:anchorId="5645861E" wp14:editId="22C8964F">
+            <wp:extent cx="5943600" cy="811530"/>
+            <wp:effectExtent l="0" t="0" r="0" b="7620"/>
+            <wp:docPr id="20" name="Picture 20"/>
+            <wp:cNvGraphicFramePr>
+              <a:graphicFrameLocks xmlns:a="http://schemas.openxmlformats.org/drawingml/2006/main" noChangeAspect="1"/>
+            </wp:cNvGraphicFramePr>
+            <a:graphic xmlns:a="http://schemas.openxmlformats.org/drawingml/2006/main">
+              <a:graphicData uri="http://schemas.openxmlformats.org/drawingml/2006/picture">
+                <pic:pic xmlns:pic="http://schemas.openxmlformats.org/drawingml/2006/picture">
+                  <pic:nvPicPr>
+                    <pic:cNvPr id="1" name=""/>
+                    <pic:cNvPicPr/>
+                  </pic:nvPicPr>
+                  <pic:blipFill>
+                    <a:blip r:embed="rId24"/>
+                    <a:stretch>
+                      <a:fillRect/>
+                    </a:stretch>
+                  </pic:blipFill>
+                  <pic:spPr>
+                    <a:xfrm>
+                      <a:off x="0" y="0"/>
+                      <a:ext cx="5943600" cy="811530"/>
+                    </a:xfrm>
+                    <a:prstGeom prst="rect">
+                      <a:avLst/>
+                    </a:prstGeom>
+                  </pic:spPr>
+                </pic:pic>
+              </a:graphicData>
+            </a:graphic>
+          </wp:inline>
+        </w:drawing>
+      </w:r>
+    </w:p>
+    <w:p>
+      <w:pPr>
+        <w:pStyle w:val="ListParagraph"/>
+      </w:pPr>
+    </w:p>
+    <w:p>
+      <w:pPr>
+        <w:pStyle w:val="ListParagraph"/>
+        <w:numPr>
+          <w:ilvl w:val="0"/>
+          <w:numId w:val="2"/>
+        </w:numPr>
+      </w:pPr>
+      <w:r>
+        <w:t xml:space="preserve">docker run -d --name my_nginx nginx </w:t>
+      </w:r>
+      <w:r>
+        <w:t>– chạy container nginx với tên là my_nginx</w:t>
+      </w:r>
+    </w:p>
+    <w:p>
+      <w:pPr>
+        <w:pStyle w:val="ListParagraph"/>
+      </w:pPr>
+      <w:r>
+        <w:lastRenderedPageBreak/>
+        <w:drawing>
+          <wp:inline distT="0" distB="0" distL="0" distR="0" wp14:anchorId="216FDBFA" wp14:editId="3A0D91AE">
+            <wp:extent cx="5943600" cy="774065"/>
+            <wp:effectExtent l="0" t="0" r="0" b="6985"/>
+            <wp:docPr id="22" name="Picture 22"/>
+            <wp:cNvGraphicFramePr>
+              <a:graphicFrameLocks xmlns:a="http://schemas.openxmlformats.org/drawingml/2006/main" noChangeAspect="1"/>
+            </wp:cNvGraphicFramePr>
+            <a:graphic xmlns:a="http://schemas.openxmlformats.org/drawingml/2006/main">
+              <a:graphicData uri="http://schemas.openxmlformats.org/drawingml/2006/picture">
+                <pic:pic xmlns:pic="http://schemas.openxmlformats.org/drawingml/2006/picture">
+                  <pic:nvPicPr>
+                    <pic:cNvPr id="1" name=""/>
+                    <pic:cNvPicPr/>
+                  </pic:nvPicPr>
+                  <pic:blipFill>
+                    <a:blip r:embed="rId25"/>
+                    <a:stretch>
+                      <a:fillRect/>
+                    </a:stretch>
+                  </pic:blipFill>
+                  <pic:spPr>
+                    <a:xfrm>
+                      <a:off x="0" y="0"/>
+                      <a:ext cx="5943600" cy="774065"/>
+                    </a:xfrm>
+                    <a:prstGeom prst="rect">
+                      <a:avLst/>
+                    </a:prstGeom>
+                  </pic:spPr>
+                </pic:pic>
+              </a:graphicData>
+            </a:graphic>
+          </wp:inline>
+        </w:drawing>
+      </w:r>
+    </w:p>
+    <w:p>
+      <w:pPr>
+        <w:pStyle w:val="ListParagraph"/>
+        <w:numPr>
+          <w:ilvl w:val="0"/>
+          <w:numId w:val="2"/>
+        </w:numPr>
+      </w:pPr>
+      <w:r>
+        <w:t xml:space="preserve">docker stats </w:t>
+      </w:r>
+      <w:r>
+        <w:t>– Xem mức độ tiêu thụ ram, cpu</w:t>
+      </w:r>
+    </w:p>
+    <w:p>
+      <w:pPr>
+        <w:pStyle w:val="ListParagraph"/>
+      </w:pPr>
+      <w:r>
+        <w:drawing>
+          <wp:inline distT="0" distB="0" distL="0" distR="0" wp14:anchorId="0B3DD9A9" wp14:editId="7451079F">
+            <wp:extent cx="5943600" cy="447040"/>
+            <wp:effectExtent l="0" t="0" r="0" b="0"/>
+            <wp:docPr id="23" name="Picture 23"/>
+            <wp:cNvGraphicFramePr>
+              <a:graphicFrameLocks xmlns:a="http://schemas.openxmlformats.org/drawingml/2006/main" noChangeAspect="1"/>
+            </wp:cNvGraphicFramePr>
+            <a:graphic xmlns:a="http://schemas.openxmlformats.org/drawingml/2006/main">
+              <a:graphicData uri="http://schemas.openxmlformats.org/drawingml/2006/picture">
+                <pic:pic xmlns:pic="http://schemas.openxmlformats.org/drawingml/2006/picture">
+                  <pic:nvPicPr>
+                    <pic:cNvPr id="1" name=""/>
+                    <pic:cNvPicPr/>
+                  </pic:nvPicPr>
+                  <pic:blipFill>
+                    <a:blip r:embed="rId26"/>
+                    <a:stretch>
+                      <a:fillRect/>
+                    </a:stretch>
+                  </pic:blipFill>
+                  <pic:spPr>
+                    <a:xfrm>
+                      <a:off x="0" y="0"/>
+                      <a:ext cx="5943600" cy="447040"/>
+                    </a:xfrm>
+                    <a:prstGeom prst="rect">
+                      <a:avLst/>
+                    </a:prstGeom>
+                  </pic:spPr>
+                </pic:pic>
+              </a:graphicData>
+            </a:graphic>
+          </wp:inline>
+        </w:drawing>
+      </w:r>
+    </w:p>
+    <w:p>
+      <w:pPr>
+        <w:pStyle w:val="ListParagraph"/>
+        <w:numPr>
+          <w:ilvl w:val="0"/>
+          <w:numId w:val="2"/>
+        </w:numPr>
+      </w:pPr>
+      <w:r>
+        <w:t xml:space="preserve">docker network ls </w:t>
+      </w:r>
+      <w:r>
+        <w:t xml:space="preserve"> - hiển thị các network</w:t>
+      </w:r>
+    </w:p>
+    <w:p>
+      <w:pPr>
+        <w:pStyle w:val="ListParagraph"/>
+      </w:pPr>
+      <w:r>
+        <w:drawing>
+          <wp:inline distT="0" distB="0" distL="0" distR="0" wp14:anchorId="5A68D876" wp14:editId="6CD3C708">
+            <wp:extent cx="5943600" cy="1925320"/>
+            <wp:effectExtent l="0" t="0" r="0" b="0"/>
+            <wp:docPr id="24" name="Picture 24"/>
+            <wp:cNvGraphicFramePr>
+              <a:graphicFrameLocks xmlns:a="http://schemas.openxmlformats.org/drawingml/2006/main" noChangeAspect="1"/>
+            </wp:cNvGraphicFramePr>
+            <a:graphic xmlns:a="http://schemas.openxmlformats.org/drawingml/2006/main">
+              <a:graphicData uri="http://schemas.openxmlformats.org/drawingml/2006/picture">
+                <pic:pic xmlns:pic="http://schemas.openxmlformats.org/drawingml/2006/picture">
+                  <pic:nvPicPr>
+                    <pic:cNvPr id="1" name=""/>
+                    <pic:cNvPicPr/>
+                  </pic:nvPicPr>
+                  <pic:blipFill>
+                    <a:blip r:embed="rId27"/>
+                    <a:stretch>
+                      <a:fillRect/>
+                    </a:stretch>
+                  </pic:blipFill>
+                  <pic:spPr>
+                    <a:xfrm>
+                      <a:off x="0" y="0"/>
+                      <a:ext cx="5943600" cy="1925320"/>
+                    </a:xfrm>
+                    <a:prstGeom prst="rect">
+                      <a:avLst/>
+                    </a:prstGeom>
+                  </pic:spPr>
+                </pic:pic>
+              </a:graphicData>
+            </a:graphic>
+          </wp:inline>
+        </w:drawing>
+      </w:r>
+    </w:p>
+    <w:p>
+      <w:pPr>
+        <w:pStyle w:val="ListParagraph"/>
+        <w:numPr>
+          <w:ilvl w:val="0"/>
+          <w:numId w:val="2"/>
+        </w:numPr>
+      </w:pPr>
+      <w:r>
+        <w:t xml:space="preserve">docker network create my_network </w:t>
+      </w:r>
+      <w:r>
+        <w:t xml:space="preserve"> - tạo network có tên là my_network</w:t>
+      </w:r>
+    </w:p>
+    <w:p>
+      <w:pPr>
+        <w:pStyle w:val="ListParagraph"/>
+      </w:pPr>
+      <w:r>
+        <w:drawing>
+          <wp:inline distT="0" distB="0" distL="0" distR="0" wp14:anchorId="7E719069" wp14:editId="2186E4B5">
+            <wp:extent cx="5943600" cy="2280920"/>
+            <wp:effectExtent l="0" t="0" r="0" b="5080"/>
+            <wp:docPr id="25" name="Picture 25"/>
+            <wp:cNvGraphicFramePr>
+              <a:graphicFrameLocks xmlns:a="http://schemas.openxmlformats.org/drawingml/2006/main" noChangeAspect="1"/>
+            </wp:cNvGraphicFramePr>
+            <a:graphic xmlns:a="http://schemas.openxmlformats.org/drawingml/2006/main">
+              <a:graphicData uri="http://schemas.openxmlformats.org/drawingml/2006/picture">
+                <pic:pic xmlns:pic="http://schemas.openxmlformats.org/drawingml/2006/picture">
+                  <pic:nvPicPr>
+                    <pic:cNvPr id="1" name=""/>
+                    <pic:cNvPicPr/>
+                  </pic:nvPicPr>
+                  <pic:blipFill>
+                    <a:blip r:embed="rId28"/>
+                    <a:stretch>
+                      <a:fillRect/>
+                    </a:stretch>
+                  </pic:blipFill>
+                  <pic:spPr>
+                    <a:xfrm>
+                      <a:off x="0" y="0"/>
+                      <a:ext cx="5943600" cy="2280920"/>
+                    </a:xfrm>
+                    <a:prstGeom prst="rect">
+                      <a:avLst/>
+                    </a:prstGeom>
+                  </pic:spPr>
+                </pic:pic>
+              </a:graphicData>
+            </a:graphic>
+          </wp:inline>
+        </w:drawing>
+      </w:r>
+    </w:p>
+    <w:p>
+      <w:pPr>
+        <w:pStyle w:val="ListParagraph"/>
+        <w:numPr>
+          <w:ilvl w:val="0"/>
+          <w:numId w:val="2"/>
+        </w:numPr>
+      </w:pPr>
+      <w:r>
+        <w:t xml:space="preserve">docker run -d --network my_network --name my_container nginx </w:t>
+      </w:r>
+      <w:r>
+        <w:t>– chạy container nginx dưới nền, đặt tên là my container, gắn vào network có tên là my_network</w:t>
+      </w:r>
+    </w:p>
+    <w:p>
+      <w:pPr>
+        <w:pStyle w:val="ListParagraph"/>
+      </w:pPr>
+      <w:r>
+        <w:drawing>
+          <wp:inline distT="0" distB="0" distL="0" distR="0" wp14:anchorId="305E9678" wp14:editId="1CCA8961">
+            <wp:extent cx="5943600" cy="480695"/>
+            <wp:effectExtent l="0" t="0" r="0" b="0"/>
+            <wp:docPr id="27" name="Picture 27"/>
+            <wp:cNvGraphicFramePr>
+              <a:graphicFrameLocks xmlns:a="http://schemas.openxmlformats.org/drawingml/2006/main" noChangeAspect="1"/>
+            </wp:cNvGraphicFramePr>
+            <a:graphic xmlns:a="http://schemas.openxmlformats.org/drawingml/2006/main">
+              <a:graphicData uri="http://schemas.openxmlformats.org/drawingml/2006/picture">
+                <pic:pic xmlns:pic="http://schemas.openxmlformats.org/drawingml/2006/picture">
+                  <pic:nvPicPr>
+                    <pic:cNvPr id="1" name=""/>
+                    <pic:cNvPicPr/>
+                  </pic:nvPicPr>
+                  <pic:blipFill>
+                    <a:blip r:embed="rId29"/>
+                    <a:stretch>
+                      <a:fillRect/>
+                    </a:stretch>
+                  </pic:blipFill>
+                  <pic:spPr>
+                    <a:xfrm>
+                      <a:off x="0" y="0"/>
+                      <a:ext cx="5943600" cy="480695"/>
+                    </a:xfrm>
+                    <a:prstGeom prst="rect">
+                      <a:avLst/>
+                    </a:prstGeom>
+                  </pic:spPr>
+                </pic:pic>
+              </a:graphicData>
+            </a:graphic>
+          </wp:inline>
+        </w:drawing>
+      </w:r>
+    </w:p>
+    <w:p>
+      <w:pPr>
+        <w:pStyle w:val="ListParagraph"/>
+        <w:numPr>
+          <w:ilvl w:val="0"/>
+          <w:numId w:val="2"/>
+        </w:numPr>
+      </w:pPr>
+      <w:r>
+        <w:lastRenderedPageBreak/>
+        <w:t xml:space="preserve">docker network connect my_network my_nginx </w:t>
+      </w:r>
+      <w:r>
+        <w:t>– Gắn network có tên my_network vào container my_nginx</w:t>
+      </w:r>
+      <w:r>
+        <w:rPr>
+          <w:noProof/>
+        </w:rPr>
         <w:t xml:space="preserve"> </w:t>
       </w:r>
-    </w:p>
-    <w:p>
-      <w:pPr>
-        <w:pStyle w:val="ListParagraph"/>
-        <w:numPr>
-          <w:ilvl w:val="0"/>
-          <w:numId w:val="2"/>
-        </w:numPr>
-      </w:pPr>
-      <w:r>
-        <w:t xml:space="preserve">docker volume ls </w:t>
-      </w:r>
-    </w:p>
-    <w:p>
-      <w:pPr>
-        <w:pStyle w:val="ListParagraph"/>
-        <w:numPr>
-          <w:ilvl w:val="0"/>
-          <w:numId w:val="2"/>
-        </w:numPr>
-      </w:pPr>
-      <w:r>
-        <w:t xml:space="preserve">docker volume prune </w:t>
-      </w:r>
-    </w:p>
-    <w:p>
-      <w:pPr>
-        <w:pStyle w:val="ListParagraph"/>
-        <w:numPr>
-          <w:ilvl w:val="0"/>
-          <w:numId w:val="2"/>
-        </w:numPr>
-      </w:pPr>
-      <w:r>
-        <w:t xml:space="preserve">docker run -d --name </w:t>
-      </w:r>
-      <w:proofErr w:type="spellStart"/>
-      <w:r>
-        <w:t>my_nginx</w:t>
-      </w:r>
-      <w:proofErr w:type="spellEnd"/>
-      <w:r>
-        <w:t xml:space="preserve"> </w:t>
-      </w:r>
-      <w:proofErr w:type="spellStart"/>
-      <w:r>
-        <w:t>nginx</w:t>
-      </w:r>
-      <w:proofErr w:type="spellEnd"/>
-      <w:r>
-        <w:t xml:space="preserve"> </w:t>
-      </w:r>
-    </w:p>
-    <w:p>
-      <w:pPr>
-        <w:pStyle w:val="ListParagraph"/>
-        <w:numPr>
-          <w:ilvl w:val="0"/>
-          <w:numId w:val="2"/>
-        </w:numPr>
-      </w:pPr>
-      <w:r>
-        <w:t xml:space="preserve">docker stats </w:t>
-      </w:r>
-    </w:p>
-    <w:p>
-      <w:pPr>
-        <w:pStyle w:val="ListParagraph"/>
-        <w:numPr>
-          <w:ilvl w:val="0"/>
-          <w:numId w:val="2"/>
-        </w:numPr>
-      </w:pPr>
-      <w:r>
-        <w:t xml:space="preserve">docker network ls </w:t>
-      </w:r>
-    </w:p>
-    <w:p>
-      <w:pPr>
-        <w:pStyle w:val="ListParagraph"/>
-        <w:numPr>
-          <w:ilvl w:val="0"/>
-          <w:numId w:val="2"/>
-        </w:numPr>
-      </w:pPr>
-      <w:r>
-        <w:t xml:space="preserve">docker network create </w:t>
-      </w:r>
-      <w:proofErr w:type="spellStart"/>
-      <w:r>
-        <w:t>my_network</w:t>
-      </w:r>
-      <w:proofErr w:type="spellEnd"/>
-      <w:r>
-        <w:t xml:space="preserve"> </w:t>
-      </w:r>
-    </w:p>
-    <w:p>
-      <w:pPr>
-        <w:pStyle w:val="ListParagraph"/>
-        <w:numPr>
-          <w:ilvl w:val="0"/>
-          <w:numId w:val="2"/>
-        </w:numPr>
-      </w:pPr>
-      <w:r>
-        <w:t xml:space="preserve">docker run -d --network </w:t>
-      </w:r>
-      <w:proofErr w:type="spellStart"/>
-      <w:r>
-        <w:t>my_network</w:t>
-      </w:r>
-      <w:proofErr w:type="spellEnd"/>
-      <w:r>
-        <w:t xml:space="preserve"> --name </w:t>
-      </w:r>
-      <w:proofErr w:type="spellStart"/>
-      <w:r>
-        <w:t>my_container</w:t>
-      </w:r>
-      <w:proofErr w:type="spellEnd"/>
-      <w:r>
-        <w:t xml:space="preserve"> </w:t>
-      </w:r>
-      <w:proofErr w:type="spellStart"/>
-      <w:r>
-        <w:t>nginx</w:t>
-      </w:r>
-      <w:proofErr w:type="spellEnd"/>
-      <w:r>
-        <w:t xml:space="preserve"> </w:t>
-      </w:r>
-    </w:p>
-    <w:p>
-      <w:pPr>
-        <w:pStyle w:val="ListParagraph"/>
-        <w:numPr>
-          <w:ilvl w:val="0"/>
-          <w:numId w:val="2"/>
-        </w:numPr>
-      </w:pPr>
-      <w:r>
-        <w:t xml:space="preserve">docker network connect </w:t>
-      </w:r>
-      <w:proofErr w:type="spellStart"/>
-      <w:r>
-        <w:t>my_network</w:t>
-      </w:r>
-      <w:proofErr w:type="spellEnd"/>
-      <w:r>
-        <w:t xml:space="preserve"> </w:t>
-      </w:r>
-      <w:proofErr w:type="spellStart"/>
-      <w:r>
-        <w:t>my_nginx</w:t>
-      </w:r>
-      <w:proofErr w:type="spellEnd"/>
-      <w:r>
-        <w:t xml:space="preserve"> </w:t>
-      </w:r>
-    </w:p>
-    <w:p>
-      <w:pPr>
-        <w:pStyle w:val="ListParagraph"/>
-        <w:numPr>
-          <w:ilvl w:val="0"/>
-          <w:numId w:val="2"/>
-        </w:numPr>
-      </w:pPr>
-      <w:r>
-        <w:t>docker run -d -e MY_ENV=</w:t>
-      </w:r>
-      <w:proofErr w:type="spellStart"/>
-      <w:r>
-        <w:t>hello_world</w:t>
-      </w:r>
-      <w:proofErr w:type="spellEnd"/>
-      <w:r>
-        <w:t xml:space="preserve"> </w:t>
-      </w:r>
-      <w:proofErr w:type="spellStart"/>
-      <w:r>
-        <w:t>nginx</w:t>
-      </w:r>
-      <w:proofErr w:type="spellEnd"/>
-      <w:r>
-        <w:t xml:space="preserve"> </w:t>
-      </w:r>
-    </w:p>
-    <w:p>
-      <w:pPr>
-        <w:pStyle w:val="ListParagraph"/>
-        <w:numPr>
-          <w:ilvl w:val="0"/>
-          <w:numId w:val="2"/>
-        </w:numPr>
-      </w:pPr>
-      <w:r>
-        <w:t xml:space="preserve">docker logs -f </w:t>
-      </w:r>
-      <w:proofErr w:type="spellStart"/>
-      <w:r>
-        <w:t>my_nginx</w:t>
-      </w:r>
-      <w:proofErr w:type="spellEnd"/>
-      <w:r>
-        <w:t xml:space="preserve"> FROM </w:t>
-      </w:r>
-      <w:proofErr w:type="spellStart"/>
-      <w:r>
-        <w:t>nginx</w:t>
-      </w:r>
-      <w:proofErr w:type="spellEnd"/>
-      <w:r>
-        <w:t xml:space="preserve"> COPY index.html /</w:t>
-      </w:r>
-      <w:proofErr w:type="spellStart"/>
-      <w:r>
-        <w:t>usr</w:t>
-      </w:r>
-      <w:proofErr w:type="spellEnd"/>
-      <w:r>
-        <w:t>/share/</w:t>
-      </w:r>
-      <w:proofErr w:type="spellStart"/>
-      <w:r>
-        <w:t>nginx</w:t>
-      </w:r>
-      <w:proofErr w:type="spellEnd"/>
-      <w:r>
-        <w:t xml:space="preserve">/html/index.html </w:t>
-      </w:r>
-    </w:p>
-    <w:p>
-      <w:pPr>
-        <w:pStyle w:val="ListParagraph"/>
-        <w:numPr>
-          <w:ilvl w:val="0"/>
-          <w:numId w:val="2"/>
-        </w:numPr>
-      </w:pPr>
-      <w:r>
-        <w:t xml:space="preserve">docker build -t </w:t>
-      </w:r>
-      <w:proofErr w:type="spellStart"/>
-      <w:r>
-        <w:t>my_nginx_</w:t>
-      </w:r>
-      <w:proofErr w:type="gramStart"/>
-      <w:r>
-        <w:t>image</w:t>
-      </w:r>
-      <w:proofErr w:type="spellEnd"/>
-      <w:r>
-        <w:t xml:space="preserve"> .</w:t>
-      </w:r>
-      <w:proofErr w:type="gramEnd"/>
-      <w:r>
-        <w:t xml:space="preserve"> </w:t>
-      </w:r>
-    </w:p>
-    <w:p>
-      <w:pPr>
-        <w:pStyle w:val="ListParagraph"/>
-        <w:numPr>
-          <w:ilvl w:val="0"/>
-          <w:numId w:val="2"/>
-        </w:numPr>
-      </w:pPr>
-      <w:r>
-        <w:t xml:space="preserve">docker run -d -p 8080:80 </w:t>
-      </w:r>
-      <w:proofErr w:type="spellStart"/>
-      <w:r>
-        <w:t>my_nginx_image</w:t>
-      </w:r>
-      <w:proofErr w:type="spellEnd"/>
+      <w:r>
+        <w:drawing>
+          <wp:inline distT="0" distB="0" distL="0" distR="0" wp14:anchorId="14EBD9E7" wp14:editId="149431FA">
+            <wp:extent cx="5943600" cy="702310"/>
+            <wp:effectExtent l="0" t="0" r="0" b="2540"/>
+            <wp:docPr id="29" name="Picture 29"/>
+            <wp:cNvGraphicFramePr>
+              <a:graphicFrameLocks xmlns:a="http://schemas.openxmlformats.org/drawingml/2006/main" noChangeAspect="1"/>
+            </wp:cNvGraphicFramePr>
+            <a:graphic xmlns:a="http://schemas.openxmlformats.org/drawingml/2006/main">
+              <a:graphicData uri="http://schemas.openxmlformats.org/drawingml/2006/picture">
+                <pic:pic xmlns:pic="http://schemas.openxmlformats.org/drawingml/2006/picture">
+                  <pic:nvPicPr>
+                    <pic:cNvPr id="1" name=""/>
+                    <pic:cNvPicPr/>
+                  </pic:nvPicPr>
+                  <pic:blipFill>
+                    <a:blip r:embed="rId30"/>
+                    <a:stretch>
+                      <a:fillRect/>
+                    </a:stretch>
+                  </pic:blipFill>
+                  <pic:spPr>
+                    <a:xfrm>
+                      <a:off x="0" y="0"/>
+                      <a:ext cx="5943600" cy="702310"/>
+                    </a:xfrm>
+                    <a:prstGeom prst="rect">
+                      <a:avLst/>
+                    </a:prstGeom>
+                  </pic:spPr>
+                </pic:pic>
+              </a:graphicData>
+            </a:graphic>
+          </wp:inline>
+        </w:drawing>
+      </w:r>
+    </w:p>
+    <w:p>
+      <w:pPr>
+        <w:pStyle w:val="ListParagraph"/>
+        <w:numPr>
+          <w:ilvl w:val="0"/>
+          <w:numId w:val="2"/>
+        </w:numPr>
+      </w:pPr>
+      <w:r>
+        <w:t xml:space="preserve">docker run -d -e MY_ENV=hello_world nginx </w:t>
+      </w:r>
+      <w:r>
+        <w:t xml:space="preserve"> - Truyền file env có tên MY_ENV và giá trị vào container nginx </w:t>
+      </w:r>
+      <w:r>
+        <w:drawing>
+          <wp:inline distT="0" distB="0" distL="0" distR="0" wp14:anchorId="6C26A4DB" wp14:editId="66876A0A">
+            <wp:extent cx="5943600" cy="511175"/>
+            <wp:effectExtent l="0" t="0" r="0" b="3175"/>
+            <wp:docPr id="30" name="Picture 30"/>
+            <wp:cNvGraphicFramePr>
+              <a:graphicFrameLocks xmlns:a="http://schemas.openxmlformats.org/drawingml/2006/main" noChangeAspect="1"/>
+            </wp:cNvGraphicFramePr>
+            <a:graphic xmlns:a="http://schemas.openxmlformats.org/drawingml/2006/main">
+              <a:graphicData uri="http://schemas.openxmlformats.org/drawingml/2006/picture">
+                <pic:pic xmlns:pic="http://schemas.openxmlformats.org/drawingml/2006/picture">
+                  <pic:nvPicPr>
+                    <pic:cNvPr id="1" name=""/>
+                    <pic:cNvPicPr/>
+                  </pic:nvPicPr>
+                  <pic:blipFill>
+                    <a:blip r:embed="rId31"/>
+                    <a:stretch>
+                      <a:fillRect/>
+                    </a:stretch>
+                  </pic:blipFill>
+                  <pic:spPr>
+                    <a:xfrm>
+                      <a:off x="0" y="0"/>
+                      <a:ext cx="5943600" cy="511175"/>
+                    </a:xfrm>
+                    <a:prstGeom prst="rect">
+                      <a:avLst/>
+                    </a:prstGeom>
+                  </pic:spPr>
+                </pic:pic>
+              </a:graphicData>
+            </a:graphic>
+          </wp:inline>
+        </w:drawing>
+      </w:r>
+    </w:p>
+    <w:p>
+      <w:pPr>
+        <w:pStyle w:val="ListParagraph"/>
+        <w:numPr>
+          <w:ilvl w:val="0"/>
+          <w:numId w:val="2"/>
+        </w:numPr>
+      </w:pPr>
+      <w:r>
+        <w:t xml:space="preserve">docker logs -f my_nginx </w:t>
+      </w:r>
+      <w:r>
+        <w:t xml:space="preserve">– In ra log từ lúc chạy đến giờ </w:t>
+      </w:r>
+      <w:r>
+        <w:drawing>
+          <wp:inline distT="0" distB="0" distL="0" distR="0" wp14:anchorId="6C5F7E38" wp14:editId="4C3CDD78">
+            <wp:extent cx="5943600" cy="2044700"/>
+            <wp:effectExtent l="0" t="0" r="0" b="0"/>
+            <wp:docPr id="31" name="Picture 31"/>
+            <wp:cNvGraphicFramePr>
+              <a:graphicFrameLocks xmlns:a="http://schemas.openxmlformats.org/drawingml/2006/main" noChangeAspect="1"/>
+            </wp:cNvGraphicFramePr>
+            <a:graphic xmlns:a="http://schemas.openxmlformats.org/drawingml/2006/main">
+              <a:graphicData uri="http://schemas.openxmlformats.org/drawingml/2006/picture">
+                <pic:pic xmlns:pic="http://schemas.openxmlformats.org/drawingml/2006/picture">
+                  <pic:nvPicPr>
+                    <pic:cNvPr id="1" name=""/>
+                    <pic:cNvPicPr/>
+                  </pic:nvPicPr>
+                  <pic:blipFill>
+                    <a:blip r:embed="rId32"/>
+                    <a:stretch>
+                      <a:fillRect/>
+                    </a:stretch>
+                  </pic:blipFill>
+                  <pic:spPr>
+                    <a:xfrm>
+                      <a:off x="0" y="0"/>
+                      <a:ext cx="5943600" cy="2044700"/>
+                    </a:xfrm>
+                    <a:prstGeom prst="rect">
+                      <a:avLst/>
+                    </a:prstGeom>
+                  </pic:spPr>
+                </pic:pic>
+              </a:graphicData>
+            </a:graphic>
+          </wp:inline>
+        </w:drawing>
+      </w:r>
+    </w:p>
+    <w:p>
+      <w:pPr>
+        <w:pStyle w:val="ListParagraph"/>
+        <w:numPr>
+          <w:ilvl w:val="0"/>
+          <w:numId w:val="2"/>
+        </w:numPr>
+      </w:pPr>
+      <w:r>
+        <w:t xml:space="preserve">FROM nginx COPY index.html /usr/share/nginx/html/index.html </w:t>
+      </w:r>
+      <w:r>
+        <w:t>– copy file index.html cung cap vao duong dan tren ben trong container nginx</w:t>
+      </w:r>
+    </w:p>
+    <w:p>
+      <w:pPr>
+        <w:pStyle w:val="ListParagraph"/>
+      </w:pPr>
+      <w:r>
+        <w:drawing>
+          <wp:inline distT="0" distB="0" distL="0" distR="0" wp14:anchorId="17E37640" wp14:editId="38D21CFC">
+            <wp:extent cx="5943600" cy="3060065"/>
+            <wp:effectExtent l="0" t="0" r="0" b="6985"/>
+            <wp:docPr id="33" name="Picture 33"/>
+            <wp:cNvGraphicFramePr>
+              <a:graphicFrameLocks xmlns:a="http://schemas.openxmlformats.org/drawingml/2006/main" noChangeAspect="1"/>
+            </wp:cNvGraphicFramePr>
+            <a:graphic xmlns:a="http://schemas.openxmlformats.org/drawingml/2006/main">
+              <a:graphicData uri="http://schemas.openxmlformats.org/drawingml/2006/picture">
+                <pic:pic xmlns:pic="http://schemas.openxmlformats.org/drawingml/2006/picture">
+                  <pic:nvPicPr>
+                    <pic:cNvPr id="1" name=""/>
+                    <pic:cNvPicPr/>
+                  </pic:nvPicPr>
+                  <pic:blipFill>
+                    <a:blip r:embed="rId33"/>
+                    <a:stretch>
+                      <a:fillRect/>
+                    </a:stretch>
+                  </pic:blipFill>
+                  <pic:spPr>
+                    <a:xfrm>
+                      <a:off x="0" y="0"/>
+                      <a:ext cx="5943600" cy="3060065"/>
+                    </a:xfrm>
+                    <a:prstGeom prst="rect">
+                      <a:avLst/>
+                    </a:prstGeom>
+                  </pic:spPr>
+                </pic:pic>
+              </a:graphicData>
+            </a:graphic>
+          </wp:inline>
+        </w:drawing>
+      </w:r>
+    </w:p>
+    <w:p>
+      <w:pPr>
+        <w:pStyle w:val="ListParagraph"/>
+      </w:pPr>
+    </w:p>
+    <w:p>
+      <w:pPr>
+        <w:pStyle w:val="ListParagraph"/>
+        <w:numPr>
+          <w:ilvl w:val="0"/>
+          <w:numId w:val="2"/>
+        </w:numPr>
+      </w:pPr>
+      <w:r>
+        <w:lastRenderedPageBreak/>
+        <w:t xml:space="preserve">docker build -t my_nginx_image . </w:t>
+      </w:r>
+      <w:r>
+        <w:t>– lệnh để chạy</w:t>
+      </w:r>
+    </w:p>
+    <w:p>
+      <w:pPr>
+        <w:pStyle w:val="ListParagraph"/>
+      </w:pPr>
+      <w:r>
+        <w:drawing>
+          <wp:inline distT="0" distB="0" distL="0" distR="0" wp14:anchorId="615EB3C9" wp14:editId="1D3C56E2">
+            <wp:extent cx="5943600" cy="3060065"/>
+            <wp:effectExtent l="0" t="0" r="0" b="6985"/>
+            <wp:docPr id="35" name="Picture 35"/>
+            <wp:cNvGraphicFramePr>
+              <a:graphicFrameLocks xmlns:a="http://schemas.openxmlformats.org/drawingml/2006/main" noChangeAspect="1"/>
+            </wp:cNvGraphicFramePr>
+            <a:graphic xmlns:a="http://schemas.openxmlformats.org/drawingml/2006/main">
+              <a:graphicData uri="http://schemas.openxmlformats.org/drawingml/2006/picture">
+                <pic:pic xmlns:pic="http://schemas.openxmlformats.org/drawingml/2006/picture">
+                  <pic:nvPicPr>
+                    <pic:cNvPr id="1" name=""/>
+                    <pic:cNvPicPr/>
+                  </pic:nvPicPr>
+                  <pic:blipFill>
+                    <a:blip r:embed="rId33"/>
+                    <a:stretch>
+                      <a:fillRect/>
+                    </a:stretch>
+                  </pic:blipFill>
+                  <pic:spPr>
+                    <a:xfrm>
+                      <a:off x="0" y="0"/>
+                      <a:ext cx="5943600" cy="3060065"/>
+                    </a:xfrm>
+                    <a:prstGeom prst="rect">
+                      <a:avLst/>
+                    </a:prstGeom>
+                  </pic:spPr>
+                </pic:pic>
+              </a:graphicData>
+            </a:graphic>
+          </wp:inline>
+        </w:drawing>
+      </w:r>
+    </w:p>
+    <w:p>
+      <w:pPr>
+        <w:pStyle w:val="ListParagraph"/>
+        <w:numPr>
+          <w:ilvl w:val="0"/>
+          <w:numId w:val="2"/>
+        </w:numPr>
+      </w:pPr>
+      <w:r>
+        <w:t>docker run -d -p 8080:80 my_nginx_image</w:t>
+      </w:r>
+      <w:r>
+        <w:t xml:space="preserve"> – chạy image vừa tạo</w:t>
+      </w:r>
+    </w:p>
+    <w:p>
+      <w:pPr>
+        <w:pStyle w:val="ListParagraph"/>
+      </w:pPr>
+      <w:r>
+        <w:drawing>
+          <wp:inline distT="0" distB="0" distL="0" distR="0" wp14:anchorId="4A9B3C89" wp14:editId="406E3FD1">
+            <wp:extent cx="5877745" cy="466790"/>
+            <wp:effectExtent l="0" t="0" r="8890" b="9525"/>
+            <wp:docPr id="37" name="Picture 37"/>
+            <wp:cNvGraphicFramePr>
+              <a:graphicFrameLocks xmlns:a="http://schemas.openxmlformats.org/drawingml/2006/main" noChangeAspect="1"/>
+            </wp:cNvGraphicFramePr>
+            <a:graphic xmlns:a="http://schemas.openxmlformats.org/drawingml/2006/main">
+              <a:graphicData uri="http://schemas.openxmlformats.org/drawingml/2006/picture">
+                <pic:pic xmlns:pic="http://schemas.openxmlformats.org/drawingml/2006/picture">
+                  <pic:nvPicPr>
+                    <pic:cNvPr id="1" name=""/>
+                    <pic:cNvPicPr/>
+                  </pic:nvPicPr>
+                  <pic:blipFill>
+                    <a:blip r:embed="rId34"/>
+                    <a:stretch>
+                      <a:fillRect/>
+                    </a:stretch>
+                  </pic:blipFill>
+                  <pic:spPr>
+                    <a:xfrm>
+                      <a:off x="0" y="0"/>
+                      <a:ext cx="5877745" cy="466790"/>
+                    </a:xfrm>
+                    <a:prstGeom prst="rect">
+                      <a:avLst/>
+                    </a:prstGeom>
+                  </pic:spPr>
+                </pic:pic>
+              </a:graphicData>
+            </a:graphic>
+          </wp:inline>
+        </w:drawing>
+      </w:r>
     </w:p>
     <w:sectPr>
       <w:pgSz w:w="12240" w:h="15840"/>
@@ -2470,6 +2386,7 @@
   <w:style w:type="character" w:default="1" w:styleId="DefaultParagraphFont">
     <w:name w:val="Default Paragraph Font"/>
     <w:uiPriority w:val="1"/>
+    <w:semiHidden/>
     <w:unhideWhenUsed/>
   </w:style>
   <w:style w:type="table" w:default="1" w:styleId="TableNormal">
